--- a/01_《三人行》全24集全流程标杆成品库/03_剧作结构、悬念节奏与视听解码/EP12_《三人行》第十二集《寻未来》剧作结构、悬念节奏与视听解码.docx
+++ b/01_《三人行》全24集全流程标杆成品库/03_剧作结构、悬念节奏与视听解码/EP12_《三人行》第十二集《寻未来》剧作结构、悬念节奏与视听解码.docx
@@ -204,19 +204,8 @@
             <w:shd w:fill="1F3864"/>
           </w:tcPr>
           <w:p>
-            <w:pPr>
-              <w:spacing w:before="40" w:after="40" w:line="312" w:lineRule="auto"/>
-              <w:jc w:val="center"/>
-            </w:pPr>
-            <w:r/>
             <w:r>
-              <w:rPr>
-                <w:rFonts w:ascii="Arial" w:hAnsi="Arial" w:eastAsia="黑体"/>
-                <w:b/>
-                <w:color w:val="FFFFFF"/>
-                <w:sz w:val="19"/>
-              </w:rPr>
-              <w:t>核心道具 / 文字意象载体</w:t>
+              <w:t>当集核心道具 / 屏幕文字 / 微镜像载体</w:t>
             </w:r>
           </w:p>
         </w:tc>
@@ -233,531 +222,164 @@
             <w:shd w:fill="1F3864"/>
           </w:tcPr>
           <w:p>
-            <w:pPr>
-              <w:spacing w:before="40" w:after="40" w:line="312" w:lineRule="auto"/>
-              <w:jc w:val="center"/>
-            </w:pPr>
-            <w:r/>
             <w:r>
-              <w:rPr>
-                <w:rFonts w:ascii="Arial" w:hAnsi="Arial" w:eastAsia="黑体"/>
-                <w:b/>
-                <w:color w:val="FFFFFF"/>
-                <w:sz w:val="19"/>
-              </w:rPr>
               <w:t>本集物理实证、微距文字原文与跨集因果闭环解析</w:t>
             </w:r>
           </w:p>
         </w:tc>
       </w:tr>
       <w:tr>
-        <w:trPr>
-          <w:cantSplit/>
-        </w:trPr>
         <w:tc>
           <w:tcPr>
-            <w:tcW w:type="dxa" w:w="3024"/>
-            <w:vAlign w:val="center"/>
+            <w:tcW w:type="dxa" w:w="5184"/>
             <w:tcMar>
-              <w:top w:w="105" w:type="dxa"/>
-              <w:bottom w:w="105" w:type="dxa"/>
-              <w:left w:w="145" w:type="dxa"/>
-              <w:right w:w="145" w:type="dxa"/>
+              <w:top w:w="70" w:type="dxa"/>
+              <w:bottom w:w="70" w:type="dxa"/>
+              <w:left w:w="100" w:type="dxa"/>
+              <w:right w:w="100" w:type="dxa"/>
             </w:tcMar>
+            <w:shd w:fill="FFFFFF"/>
           </w:tcPr>
           <w:p>
             <w:pPr>
-              <w:spacing w:before="40" w:after="40" w:line="341" w:lineRule="auto"/>
               <w:jc w:val="left"/>
             </w:pPr>
-            <w:r/>
             <w:r>
               <w:rPr>
-                <w:rFonts w:ascii="Times New Roman" w:hAnsi="Times New Roman" w:eastAsia="宋体"/>
+                <w:rFonts w:ascii="黑体" w:hAnsi="黑体"/>
                 <w:b/>
-                <w:color w:val="191919"/>
-                <w:sz w:val="19"/>
               </w:rPr>
-              <w:t>12-1　内/外　手作编织店·黑色路虎车内与501室赵左右卧室 — 日</w:t>
+              <w:t>重度酒精肝B超单与被抢的红毛线团</w:t>
+              <w:br/>
+              <w:t>（12-1至12-4场）</w:t>
             </w:r>
           </w:p>
         </w:tc>
         <w:tc>
           <w:tcPr>
-            <w:tcW w:type="dxa" w:w="7344"/>
-            <w:vAlign w:val="center"/>
+            <w:tcW w:type="dxa" w:w="5184"/>
             <w:tcMar>
-              <w:top w:w="105" w:type="dxa"/>
-              <w:bottom w:w="105" w:type="dxa"/>
-              <w:left w:w="145" w:type="dxa"/>
-              <w:right w:w="145" w:type="dxa"/>
+              <w:top w:w="70" w:type="dxa"/>
+              <w:bottom w:w="70" w:type="dxa"/>
+              <w:left w:w="100" w:type="dxa"/>
+              <w:right w:w="100" w:type="dxa"/>
             </w:tcMar>
+            <w:shd w:fill="FFFFFF"/>
           </w:tcPr>
           <w:p>
             <w:pPr>
-              <w:spacing w:before="40" w:after="40" w:line="341" w:lineRule="auto"/>
               <w:jc w:val="left"/>
             </w:pPr>
-            <w:r/>
             <w:r>
               <w:rPr>
-                <w:rFonts w:ascii="Times New Roman" w:hAnsi="Times New Roman" w:eastAsia="宋体"/>
+                <w:rFonts w:ascii="宋体" w:hAnsi="宋体"/>
                 <w:b w:val="0"/>
-                <w:color w:val="191919"/>
-                <w:sz w:val="19"/>
               </w:rPr>
-              <w:t>【出场人物】荀未来、赵了、赵左右</w:t>
-              <w:br/>
-              <w:t>【戏剧推进】白天的手作毛线编织店内，挂满五颜六色毛线球的货架前，头戴黑色棒球帽、身穿红色连帽羽绒夹克的六十六岁赵了正站在印有“F.R.I.E.N.D.S”字样的镜子旁，精心挑选了一袋红色毛线团与两本《钩针毛线编织1000》《帽子·围巾·手套编织精品》教程书结账走出店门。 街边停靠的黑色路虎越野车内，赵了将装有毛线和编织书的塑料袋随手放在后座上。副驾驶车门被拉开，刮掉了络腮胡、但依然顶着一头蓬松及肩长卷发并戴着一顶米灰拼色“CAPRICORN”棒球帽……</w:t>
+              <w:t>改写为半吊子心理学家时间线的荀未来不仅满脸络腮胡，更因长期替患者共情酗酒确诊重度酒精肝；他在编织店疯抢徐图图的红毛线团，并在54路电车上向16岁徐图图荒唐表白遭拒。</w:t>
             </w:r>
           </w:p>
         </w:tc>
       </w:tr>
       <w:tr>
-        <w:trPr>
-          <w:cantSplit/>
-        </w:trPr>
         <w:tc>
           <w:tcPr>
-            <w:tcW w:type="dxa" w:w="3024"/>
-            <w:vAlign w:val="center"/>
+            <w:tcW w:type="dxa" w:w="5184"/>
             <w:tcMar>
-              <w:top w:w="105" w:type="dxa"/>
-              <w:bottom w:w="105" w:type="dxa"/>
-              <w:left w:w="145" w:type="dxa"/>
-              <w:right w:w="145" w:type="dxa"/>
+              <w:top w:w="70" w:type="dxa"/>
+              <w:bottom w:w="70" w:type="dxa"/>
+              <w:left w:w="100" w:type="dxa"/>
+              <w:right w:w="100" w:type="dxa"/>
             </w:tcMar>
-            <w:shd w:fill="F7FAFC"/>
+            <w:shd w:fill="F5F7FA"/>
           </w:tcPr>
           <w:p>
             <w:pPr>
-              <w:spacing w:before="40" w:after="40" w:line="341" w:lineRule="auto"/>
               <w:jc w:val="left"/>
             </w:pPr>
-            <w:r/>
             <w:r>
               <w:rPr>
-                <w:rFonts w:ascii="Times New Roman" w:hAnsi="Times New Roman" w:eastAsia="宋体"/>
+                <w:rFonts w:ascii="黑体" w:hAnsi="黑体"/>
                 <w:b/>
-                <w:color w:val="191919"/>
-                <w:sz w:val="19"/>
               </w:rPr>
-              <w:t>12-2　外/内　片头曲《三人行》（OP） — 日/夜</w:t>
+              <w:t>徐家宝的大铁剪刀与赵了的黑道“李爷”墨镜</w:t>
+              <w:br/>
+              <w:t>（12-6至12-7场）</w:t>
             </w:r>
           </w:p>
         </w:tc>
         <w:tc>
           <w:tcPr>
-            <w:tcW w:type="dxa" w:w="7344"/>
-            <w:vAlign w:val="center"/>
+            <w:tcW w:type="dxa" w:w="5184"/>
             <w:tcMar>
-              <w:top w:w="105" w:type="dxa"/>
-              <w:bottom w:w="105" w:type="dxa"/>
-              <w:left w:w="145" w:type="dxa"/>
-              <w:right w:w="145" w:type="dxa"/>
+              <w:top w:w="70" w:type="dxa"/>
+              <w:bottom w:w="70" w:type="dxa"/>
+              <w:left w:w="100" w:type="dxa"/>
+              <w:right w:w="100" w:type="dxa"/>
             </w:tcMar>
-            <w:shd w:fill="F7FAFC"/>
+            <w:shd w:fill="F5F7FA"/>
           </w:tcPr>
           <w:p>
             <w:pPr>
-              <w:spacing w:before="40" w:after="40" w:line="341" w:lineRule="auto"/>
               <w:jc w:val="left"/>
             </w:pPr>
-            <w:r/>
             <w:r>
               <w:rPr>
-                <w:rFonts w:ascii="Times New Roman" w:hAnsi="Times New Roman" w:eastAsia="宋体"/>
+                <w:rFonts w:ascii="宋体" w:hAnsi="宋体"/>
                 <w:b w:val="0"/>
-                <w:color w:val="191919"/>
-                <w:sz w:val="19"/>
               </w:rPr>
-              <w:t>【出场人物】环境/意象叙事</w:t>
-              <w:br/>
-              <w:t>【戏剧推进】伴随着片头曲旋律，三代同体的命运轨迹交错定格于剧名《三人行》（THE TRIPLE ECHO OF TIME）。</w:t>
+              <w:t>赌徒生父徐家宝闯入1449室持大铁剪刀剪碎衣物勒索舒洁母女；66岁赵了戴黑墨镜披黑大衣假扮黑道大佬“李爷”，与荀未来唱双簧吓退徐家宝。</w:t>
             </w:r>
           </w:p>
         </w:tc>
       </w:tr>
       <w:tr>
-        <w:trPr>
-          <w:cantSplit/>
-        </w:trPr>
         <w:tc>
           <w:tcPr>
-            <w:tcW w:type="dxa" w:w="3024"/>
-            <w:vAlign w:val="center"/>
+            <w:tcW w:type="dxa" w:w="5184"/>
             <w:tcMar>
-              <w:top w:w="105" w:type="dxa"/>
-              <w:bottom w:w="105" w:type="dxa"/>
-              <w:left w:w="145" w:type="dxa"/>
-              <w:right w:w="145" w:type="dxa"/>
+              <w:top w:w="70" w:type="dxa"/>
+              <w:bottom w:w="70" w:type="dxa"/>
+              <w:left w:w="100" w:type="dxa"/>
+              <w:right w:w="100" w:type="dxa"/>
             </w:tcMar>
+            <w:shd w:fill="FFFFFF"/>
           </w:tcPr>
           <w:p>
             <w:pPr>
-              <w:spacing w:before="40" w:after="40" w:line="341" w:lineRule="auto"/>
               <w:jc w:val="left"/>
             </w:pPr>
-            <w:r/>
             <w:r>
               <w:rPr>
-                <w:rFonts w:ascii="Times New Roman" w:hAnsi="Times New Roman" w:eastAsia="宋体"/>
+                <w:rFonts w:ascii="黑体" w:hAnsi="黑体"/>
                 <w:b/>
-                <w:color w:val="191919"/>
-                <w:sz w:val="19"/>
               </w:rPr>
-              <w:t>12-3　外　结冰湖畔观景平台与沿岸小吃摊 — 日</w:t>
+              <w:t>三条鱼漫画屋拆迁纸箱与2008年3月9日手撕老黄历</w:t>
+              <w:br/>
+              <w:t>（12-7至12-8场）</w:t>
             </w:r>
           </w:p>
         </w:tc>
         <w:tc>
           <w:tcPr>
-            <w:tcW w:type="dxa" w:w="7344"/>
-            <w:vAlign w:val="center"/>
+            <w:tcW w:type="dxa" w:w="5184"/>
             <w:tcMar>
-              <w:top w:w="105" w:type="dxa"/>
-              <w:bottom w:w="105" w:type="dxa"/>
-              <w:left w:w="145" w:type="dxa"/>
-              <w:right w:w="145" w:type="dxa"/>
+              <w:top w:w="70" w:type="dxa"/>
+              <w:bottom w:w="70" w:type="dxa"/>
+              <w:left w:w="100" w:type="dxa"/>
+              <w:right w:w="100" w:type="dxa"/>
             </w:tcMar>
+            <w:shd w:fill="FFFFFF"/>
           </w:tcPr>
           <w:p>
             <w:pPr>
-              <w:spacing w:before="40" w:after="40" w:line="341" w:lineRule="auto"/>
               <w:jc w:val="left"/>
             </w:pPr>
-            <w:r/>
             <w:r>
               <w:rPr>
-                <w:rFonts w:ascii="Times New Roman" w:hAnsi="Times New Roman" w:eastAsia="宋体"/>
+                <w:rFonts w:ascii="宋体" w:hAnsi="宋体"/>
                 <w:b w:val="0"/>
-                <w:color w:val="191919"/>
-                <w:sz w:val="19"/>
               </w:rPr>
-              <w:t>【出场人物】荀未来、赵左右</w:t>
-              <w:br/>
-              <w:t>【戏剧推进】冬日的阳光洒在结冰的湖畔，画面浮现本集片名：第 12 集 寻未来。 湖岸边的“烤地瓜·老玉米”铁桶炉前，摊主掀开炉盖装好两个热气腾腾的烤地瓜（及烤土豆）递过去。戴着浅棕色“CAPRICORN”棒球帽、露出一头披肩长卷发的荀未来接过纸袋，礼貌地道了声“谢谢啊”，转身快步走上湖畔的木质观景平台。 观景平台栏杆前，身穿米白色连帽羽绒服、系着墨绿色围巾的十六岁赵左右正凭栏远眺着一望无际的冰封湖面。荀未来走上前，将冒着热气的纸袋递给他。</w:t>
-            </w:r>
-          </w:p>
-        </w:tc>
-      </w:tr>
-      <w:tr>
-        <w:trPr>
-          <w:cantSplit/>
-        </w:trPr>
-        <w:tc>
-          <w:tcPr>
-            <w:tcW w:type="dxa" w:w="3024"/>
-            <w:vAlign w:val="center"/>
-            <w:tcMar>
-              <w:top w:w="105" w:type="dxa"/>
-              <w:bottom w:w="105" w:type="dxa"/>
-              <w:left w:w="145" w:type="dxa"/>
-              <w:right w:w="145" w:type="dxa"/>
-            </w:tcMar>
-            <w:shd w:fill="F7FAFC"/>
-          </w:tcPr>
-          <w:p>
-            <w:pPr>
-              <w:spacing w:before="40" w:after="40" w:line="341" w:lineRule="auto"/>
-              <w:jc w:val="left"/>
-            </w:pPr>
-            <w:r/>
-            <w:r>
-              <w:rPr>
-                <w:rFonts w:ascii="Times New Roman" w:hAnsi="Times New Roman" w:eastAsia="宋体"/>
-                <w:b/>
-                <w:color w:val="191919"/>
-                <w:sz w:val="19"/>
-              </w:rPr>
-              <w:t>12-4　内/外　靓丽发艺理发店·八中校务公告栏与梦语心理社教室 — 日</w:t>
-            </w:r>
-          </w:p>
-        </w:tc>
-        <w:tc>
-          <w:tcPr>
-            <w:tcW w:type="dxa" w:w="7344"/>
-            <w:vAlign w:val="center"/>
-            <w:tcMar>
-              <w:top w:w="105" w:type="dxa"/>
-              <w:bottom w:w="105" w:type="dxa"/>
-              <w:left w:w="145" w:type="dxa"/>
-              <w:right w:w="145" w:type="dxa"/>
-            </w:tcMar>
-            <w:shd w:fill="F7FAFC"/>
-          </w:tcPr>
-          <w:p>
-            <w:pPr>
-              <w:spacing w:before="40" w:after="40" w:line="341" w:lineRule="auto"/>
-              <w:jc w:val="left"/>
-            </w:pPr>
-            <w:r/>
-            <w:r>
-              <w:rPr>
-                <w:rFonts w:ascii="Times New Roman" w:hAnsi="Times New Roman" w:eastAsia="宋体"/>
-                <w:b w:val="0"/>
-                <w:color w:val="191919"/>
-                <w:sz w:val="19"/>
-              </w:rPr>
-              <w:t>【出场人物】理发师、荀未来、赵左右、社团男同学甲、社团男同学乙</w:t>
-              <w:br/>
-              <w:t>【戏剧推进】街头“靓丽发艺”复古理发店内，荀未来披着黑色理发围布坐在镜子前，身穿牛仔衬衫配条纹马甲的男理发师正拿着梳子和剪刀，将他那一头及肩长卷发利落地修剪成清爽短发。理发师一边剪一边闲聊。 说实话啊，其实你还挺适合长发造型的。 荀未来微闭着双眼，没好气地吐槽了一句。</w:t>
-            </w:r>
-          </w:p>
-        </w:tc>
-      </w:tr>
-      <w:tr>
-        <w:trPr>
-          <w:cantSplit/>
-        </w:trPr>
-        <w:tc>
-          <w:tcPr>
-            <w:tcW w:type="dxa" w:w="3024"/>
-            <w:vAlign w:val="center"/>
-            <w:tcMar>
-              <w:top w:w="105" w:type="dxa"/>
-              <w:bottom w:w="105" w:type="dxa"/>
-              <w:left w:w="145" w:type="dxa"/>
-              <w:right w:w="145" w:type="dxa"/>
-            </w:tcMar>
-          </w:tcPr>
-          <w:p>
-            <w:pPr>
-              <w:spacing w:before="40" w:after="40" w:line="341" w:lineRule="auto"/>
-              <w:jc w:val="left"/>
-            </w:pPr>
-            <w:r/>
-            <w:r>
-              <w:rPr>
-                <w:rFonts w:ascii="Times New Roman" w:hAnsi="Times New Roman" w:eastAsia="宋体"/>
-                <w:b/>
-                <w:color w:val="191919"/>
-                <w:sz w:val="19"/>
-              </w:rPr>
-              <w:t>12-5　外/内　长林金淮汽配厂门口·家常小炒馆与市二院肝胆内科诊室 — 夜/日</w:t>
-            </w:r>
-          </w:p>
-        </w:tc>
-        <w:tc>
-          <w:tcPr>
-            <w:tcW w:type="dxa" w:w="7344"/>
-            <w:vAlign w:val="center"/>
-            <w:tcMar>
-              <w:top w:w="105" w:type="dxa"/>
-              <w:bottom w:w="105" w:type="dxa"/>
-              <w:left w:w="145" w:type="dxa"/>
-              <w:right w:w="145" w:type="dxa"/>
-            </w:tcMar>
-          </w:tcPr>
-          <w:p>
-            <w:pPr>
-              <w:spacing w:before="40" w:after="40" w:line="341" w:lineRule="auto"/>
-              <w:jc w:val="left"/>
-            </w:pPr>
-            <w:r/>
-            <w:r>
-              <w:rPr>
-                <w:rFonts w:ascii="Times New Roman" w:hAnsi="Times New Roman" w:eastAsia="宋体"/>
-                <w:b w:val="0"/>
-                <w:color w:val="191919"/>
-                <w:sz w:val="19"/>
-              </w:rPr>
-              <w:t>【出场人物】荀未来、赵东来、肝胆内科医生</w:t>
-              <w:br/>
-              <w:t>【戏剧推进】傍晚下班时分，寒风凛冽的“长林金淮汽车零部件股份有限公司”办公大楼台阶前，围着棕褐色围巾、戴着军绿色手套的荀未来冻得直搓手跺脚，捂着耳朵在雪地里来回踱步，心里暗暗发狠。 这还得让爸治你！——冻死了，怎么还不下班啊？ 办公大楼玻璃门推开，身穿深色防风羽绒服、手提公文包的父亲赵东来走了出来。荀未来眼睛一亮，立刻满脸堆笑地快步迎上前去打招呼。</w:t>
-            </w:r>
-          </w:p>
-        </w:tc>
-      </w:tr>
-      <w:tr>
-        <w:trPr>
-          <w:cantSplit/>
-        </w:trPr>
-        <w:tc>
-          <w:tcPr>
-            <w:tcW w:type="dxa" w:w="3024"/>
-            <w:vAlign w:val="center"/>
-            <w:tcMar>
-              <w:top w:w="105" w:type="dxa"/>
-              <w:bottom w:w="105" w:type="dxa"/>
-              <w:left w:w="145" w:type="dxa"/>
-              <w:right w:w="145" w:type="dxa"/>
-            </w:tcMar>
-            <w:shd w:fill="F7FAFC"/>
-          </w:tcPr>
-          <w:p>
-            <w:pPr>
-              <w:spacing w:before="40" w:after="40" w:line="341" w:lineRule="auto"/>
-              <w:jc w:val="left"/>
-            </w:pPr>
-            <w:r/>
-            <w:r>
-              <w:rPr>
-                <w:rFonts w:ascii="Times New Roman" w:hAnsi="Times New Roman" w:eastAsia="宋体"/>
-                <w:b/>
-                <w:color w:val="191919"/>
-                <w:sz w:val="19"/>
-              </w:rPr>
-              <w:t>12-6　内　长林八中图书馆·漫画屋与靓丽发艺理发店 — 日/夜</w:t>
-            </w:r>
-          </w:p>
-        </w:tc>
-        <w:tc>
-          <w:tcPr>
-            <w:tcW w:type="dxa" w:w="7344"/>
-            <w:vAlign w:val="center"/>
-            <w:tcMar>
-              <w:top w:w="105" w:type="dxa"/>
-              <w:bottom w:w="105" w:type="dxa"/>
-              <w:left w:w="145" w:type="dxa"/>
-              <w:right w:w="145" w:type="dxa"/>
-            </w:tcMar>
-            <w:shd w:fill="F7FAFC"/>
-          </w:tcPr>
-          <w:p>
-            <w:pPr>
-              <w:spacing w:before="40" w:after="40" w:line="341" w:lineRule="auto"/>
-              <w:jc w:val="left"/>
-            </w:pPr>
-            <w:r/>
-            <w:r>
-              <w:rPr>
-                <w:rFonts w:ascii="Times New Roman" w:hAnsi="Times New Roman" w:eastAsia="宋体"/>
-                <w:b w:val="0"/>
-                <w:color w:val="191919"/>
-                <w:sz w:val="19"/>
-              </w:rPr>
-              <w:t>【出场人物】荀未来、徐图图、赵左右、理发师</w:t>
-              <w:br/>
-              <w:t>【戏剧推进】长林八中图书馆阅览室内，十六岁的赵左右从书架上取下一本弗洛伊德著的《本能与自我（The Ego and the Id）》，兴冲冲地走到靠窗长桌旁拉开椅子，坐到正在整理笔记的徐图图对面。而在不远处的一排高大书架背后，四十一岁的荀未来正半隐在阴影里，眼神阴沉地窥视着两人。 哼，理想的梦你来做，现实的罪我来遭。 靠窗长桌旁，徐图图放下手中的笔，看着赵左右手里的《本能与自我》，既惊讶又欣喜。</w:t>
-            </w:r>
-          </w:p>
-        </w:tc>
-      </w:tr>
-      <w:tr>
-        <w:trPr>
-          <w:cantSplit/>
-        </w:trPr>
-        <w:tc>
-          <w:tcPr>
-            <w:tcW w:type="dxa" w:w="3024"/>
-            <w:vAlign w:val="center"/>
-            <w:tcMar>
-              <w:top w:w="105" w:type="dxa"/>
-              <w:bottom w:w="105" w:type="dxa"/>
-              <w:left w:w="145" w:type="dxa"/>
-              <w:right w:w="145" w:type="dxa"/>
-            </w:tcMar>
-          </w:tcPr>
-          <w:p>
-            <w:pPr>
-              <w:spacing w:before="40" w:after="40" w:line="341" w:lineRule="auto"/>
-              <w:jc w:val="left"/>
-            </w:pPr>
-            <w:r/>
-            <w:r>
-              <w:rPr>
-                <w:rFonts w:ascii="Times New Roman" w:hAnsi="Times New Roman" w:eastAsia="宋体"/>
-                <w:b/>
-                <w:color w:val="191919"/>
-                <w:sz w:val="19"/>
-              </w:rPr>
-              <w:t>12-7　外/内　有轨电车站台·车厢与徐图图家（五栋602室） — 夜</w:t>
-            </w:r>
-          </w:p>
-        </w:tc>
-        <w:tc>
-          <w:tcPr>
-            <w:tcW w:type="dxa" w:w="7344"/>
-            <w:vAlign w:val="center"/>
-            <w:tcMar>
-              <w:top w:w="105" w:type="dxa"/>
-              <w:bottom w:w="105" w:type="dxa"/>
-              <w:left w:w="145" w:type="dxa"/>
-              <w:right w:w="145" w:type="dxa"/>
-            </w:tcMar>
-          </w:tcPr>
-          <w:p>
-            <w:pPr>
-              <w:spacing w:before="40" w:after="40" w:line="341" w:lineRule="auto"/>
-              <w:jc w:val="left"/>
-            </w:pPr>
-            <w:r/>
-            <w:r>
-              <w:rPr>
-                <w:rFonts w:ascii="Times New Roman" w:hAnsi="Times New Roman" w:eastAsia="宋体"/>
-                <w:b w:val="0"/>
-                <w:color w:val="191919"/>
-                <w:sz w:val="19"/>
-              </w:rPr>
-              <w:t>【出场人物】荀未来、徐图图、徐父、舒洁、赵了</w:t>
-              <w:br/>
-              <w:t>【戏剧推进】寒夜积雪的有轨电车站台上，身穿驼色羊羔毛翻领棉服、戴着红色针织手套的十六岁徐图图正一边等车一边呵气搓手取暖。身穿黑色长款呢大衣的荀未来悄悄走到站牌另一侧，背着手假装看站牌，故意重重咳嗽了两声引起注意，随后探身走近，装出无比惊讶的模样打招呼。 呀，这么巧啊！ 徐图图回过头，看到一身成熟大衣造型的荀未来，微微一怔，礼貌地点头问好。</w:t>
-            </w:r>
-          </w:p>
-        </w:tc>
-      </w:tr>
-      <w:tr>
-        <w:trPr>
-          <w:cantSplit/>
-        </w:trPr>
-        <w:tc>
-          <w:tcPr>
-            <w:tcW w:type="dxa" w:w="3024"/>
-            <w:vAlign w:val="center"/>
-            <w:tcMar>
-              <w:top w:w="105" w:type="dxa"/>
-              <w:bottom w:w="105" w:type="dxa"/>
-              <w:left w:w="145" w:type="dxa"/>
-              <w:right w:w="145" w:type="dxa"/>
-            </w:tcMar>
-            <w:shd w:fill="F7FAFC"/>
-          </w:tcPr>
-          <w:p>
-            <w:pPr>
-              <w:spacing w:before="40" w:after="40" w:line="341" w:lineRule="auto"/>
-              <w:jc w:val="left"/>
-            </w:pPr>
-            <w:r/>
-            <w:r>
-              <w:rPr>
-                <w:rFonts w:ascii="Times New Roman" w:hAnsi="Times New Roman" w:eastAsia="宋体"/>
-                <w:b/>
-                <w:color w:val="191919"/>
-                <w:sz w:val="19"/>
-              </w:rPr>
-              <w:t>12-8　外/内　徐图图家楼下雪巷·三条鱼漫画屋与门前手撕日历 — 夜/日</w:t>
-            </w:r>
-          </w:p>
-        </w:tc>
-        <w:tc>
-          <w:tcPr>
-            <w:tcW w:type="dxa" w:w="7344"/>
-            <w:vAlign w:val="center"/>
-            <w:tcMar>
-              <w:top w:w="105" w:type="dxa"/>
-              <w:bottom w:w="105" w:type="dxa"/>
-              <w:left w:w="145" w:type="dxa"/>
-              <w:right w:w="145" w:type="dxa"/>
-            </w:tcMar>
-            <w:shd w:fill="F7FAFC"/>
-          </w:tcPr>
-          <w:p>
-            <w:pPr>
-              <w:spacing w:before="40" w:after="40" w:line="341" w:lineRule="auto"/>
-              <w:jc w:val="left"/>
-            </w:pPr>
-            <w:r/>
-            <w:r>
-              <w:rPr>
-                <w:rFonts w:ascii="Times New Roman" w:hAnsi="Times New Roman" w:eastAsia="宋体"/>
-                <w:b w:val="0"/>
-                <w:color w:val="191919"/>
-                <w:sz w:val="19"/>
-              </w:rPr>
-              <w:t>【出场人物】赵了、荀未来、漫画屋奶奶、赵左右、系统提示女声</w:t>
-              <w:br/>
-              <w:t>【戏剧推进】筒子楼下的雪地小巷里，荀未来与赵了快步走下红色外挂铁楼梯。走在后面的赵了突然开口叫住了荀未来，严肃地审视着他。 你等一下。刚才一直没空问你，你跟着图图干什么？ 荀未来停下脚步转过身，毫不隐瞒地摊牌了自己的想法。</w:t>
+              <w:t>漫画屋房东爷爷突发脑溢血离世，漫画屋被儿子卖掉拆迁；16岁赵左右在门外旧纸箱与地面上捡到荀未来散落的2008年手撕老黄历（1月21日写着引导选文科、1月25日写着伪造杂志、2月6日写着游乐园必成），而在最后一张“2008年3月9日（二月初二）”日历纸正中央，41岁荀未来用鲜红的红笔亲手写下了痛切自省——「你选的未来，问过我想要吗？」，被16岁赵左右捡起读出声！</w:t>
             </w:r>
           </w:p>
         </w:tc>

--- a/01_《三人行》全24集全流程标杆成品库/03_剧作结构、悬念节奏与视听解码/EP12_《三人行》第十二集《寻未来》剧作结构、悬念节奏与视听解码.docx
+++ b/01_《三人行》全24集全流程标杆成品库/03_剧作结构、悬念节奏与视听解码/EP12_《三人行》第十二集《寻未来》剧作结构、悬念节奏与视听解码.docx
@@ -423,13 +423,7 @@
         <w:jc w:val="left"/>
       </w:pPr>
       <w:r>
-        <w:rPr>
-          <w:rFonts w:ascii="Times New Roman" w:hAnsi="Times New Roman" w:eastAsia="宋体"/>
-          <w:b w:val="0"/>
-          <w:color w:val="141414"/>
-          <w:sz w:val="21"/>
-        </w:rPr>
-        <w:t>• 起承转合五幕戏剧节拍与冷开场/强尾钩排布（B账）：• 冷开场（12-1至12-3）：刮掉络腮胡仍顶着及肩长卷发戴CAPRICORN棒球帽的荀未来抢走赵了买的红毛线与编织书；冰湖观景台上小赵边吃烤土豆边用《梦的解析》分析赵父买冻土豆心理，宣布不写小说改学心理学考长林大学！ • 第一幕（12-4至12-5）：荀未来去“靓丽发艺”理发店剪回清爽短发想办校刊吸引小赵，却发现小赵已创立“八中梦语心理社”；傍晚荀未来到“长林金淮汽车零部件股份有限公司”门口截住下班的父亲赵东来请去小炒馆吃饭告状，不料赵父开怀支持儿子，荀未来郁闷想喝酒时突发右上腹剧痛，次日在市二院查出十年饮酒史导致的重度酒精肝（GTP 212↑）！ • 第二幕（12-6）：八中图书馆内小赵拿《本能与自我》与徐图图相约“两年后一起考长林大学”，书架后窥视的荀未来认定徐图图是催化剂，萌生“亲自把未来老婆追过来拆散他俩”的荒唐念头； • 第三幕（12-7至12-8前半）：荀未来熬夜把红毛线织成奇怪红口袋帽，穿黑呢大衣在有轨电车上向16岁徐图图强行送帽表白，吓得徐图图冲下电车逃回家；荀未来与赵了追到筒子楼下，撞见徐图图赌鬼生父徐家宝正挥舞大铁剪刀剪烂衣物威胁舒洁母女，66岁赵了霸气挺身而出救场！ • 第四幕（12-8中段）：荀未来回到三条鱼漫画屋，见房东奶奶独自抹泪告知“爷爷昨天下午摔了脑溢血没了，儿子这几天要把漫画屋卖了给孙子结婚用”，荀未来蹲在奶奶膝前痛哭失声，次日拖着黑色拉杆箱搬离漫画屋； • 第五幕尾钩（12-8结尾）：夜晚16岁赵左右提着饭盒来漫画屋找荀哥，在空荡的漫画屋门前捡到了荀未来遗落的2008年手撕老黄历——翻开内页赫然见红笔写着“你选的未来，问过我想要吗？”及历次关键事件批注！</w:t>
+        <w:t>• 起承转合五幕戏剧节拍与冷开场/强尾钩排布（B账）：• 冷开场（12-1至12-3）：刮掉络腮胡仍顶着及肩长卷发戴CAPRICORN棒球帽的荀未来抢走赵了买的红毛线与编织书；冰湖观景台上小赵边吃烤土豆边用《梦的解析》分析赵父买冻土豆心理，宣布不写小说改学心理学考长林大学！ • 第一幕（12-4至12-5）：荀未来去“靓丽发艺”理发店剪回清爽短发想办校刊吸引小赵，却发现小赵已创立“八中梦语心理社”；傍晚荀未来到“长林金淮汽车零部件股份有限公司”门口截住下班的父亲赵东来请去小炒馆吃饭告状，不料赵父开怀支持儿子，荀未来郁闷想喝酒时突发右上腹剧痛，次日在市二院查出十年饮酒史导致的重度酒精肝（GTP 212↑）！ • 第二幕（12-6）：八中图书馆内小赵拿《本能与自我》与徐图图相约“两年后一起考长林大学”，书架后窥视的荀未来认定徐图图是催化剂，萌生“亲自把未来老婆追过来拆散他俩”的荒唐念头； • 第三幕（12-7至12-8前半）：荀未来熬夜把红毛线织成奇怪红口袋帽，穿黑呢大衣在有轨电车上向16岁徐图图强行送帽表白，吓得徐图图冲下电车逃回家；荀未来与赵了追到筒子楼下，撞见徐图图赌鬼生父徐家宝正挥舞大铁剪刀剪烂衣物威胁舒洁母女，66岁赵了霸气挺身而出救场！ • 第四幕（12-8中段）：荀未来回到三条鱼漫画屋，见房东奶奶独自抹泪告知“爷爷昨天下午摔了脑溢血没了，儿子这几天要把漫画屋卖了给孙子结婚用”，荀未来蹲在奶奶膝前痛哭失声，次日拖着黑色拉杆箱搬离漫画屋； • 第五幕尾钩（12-8结尾）：夜晚16岁赵左右提着饭盒来漫画屋找荀哥，在空荡的漫画屋门前捡到了荀未来遗落的2008年手撕老黄历——翻开内页见前面几页写着荀未来的改命计划，最后一张3月9日日历纸上赫然是荀未来用红笔亲手写下的自省质问“你选的未来，问过我想要吗？”（小赵捡起将其读出声）！</w:t>
       </w:r>
     </w:p>
     <w:tbl>
@@ -751,14 +745,7 @@
               <w:spacing w:before="40" w:after="40" w:line="341" w:lineRule="auto"/>
               <w:jc w:val="left"/>
             </w:pPr>
-            <w:r/>
             <w:r>
-              <w:rPr>
-                <w:rFonts w:ascii="Times New Roman" w:hAnsi="Times New Roman" w:eastAsia="宋体"/>
-                <w:b w:val="0"/>
-                <w:color w:val="191919"/>
-                <w:sz w:val="19"/>
-              </w:rPr>
               <w:t>• 冷开场（12-1至12-3）：刮掉络腮胡仍顶着及肩长卷发戴CAPRICORN棒球帽的荀未来抢走赵了买的红毛线与编织书；冰湖观景台上小赵边吃烤土豆边用《梦的解析》分析赵父买冻土豆心理，宣布不写小说改学心理学考长林大学！</w:t>
               <w:br/>
               <w:t>• 第一幕（12-4至12-5）：荀未来去“靓丽发艺”理发店剪回清爽短发想办校刊吸引小赵，却发现小赵已创立“八中梦语心理社”；傍晚荀未来到“长林金淮汽车零部件股份有限公司”门口截住下班的父亲赵东来请去小炒馆吃饭告状，不料赵父开怀支持儿子，荀未来郁闷想喝酒时突发右上腹剧痛，次日在市二院查出十年饮酒史导致的重度酒精肝（GTP 212↑）！</w:t>
@@ -769,7 +756,7 @@
               <w:br/>
               <w:t>• 第四幕（12-8中段）：荀未来回到三条鱼漫画屋，见房东奶奶独自抹泪告知“爷爷昨天下午摔了脑溢血没了，儿子这几天要把漫画屋卖了给孙子结婚用”，荀未来蹲在奶奶膝前痛哭失声，次日拖着黑色拉杆箱搬离漫画屋；</w:t>
               <w:br/>
-              <w:t>• 第五幕尾钩（12-8结尾）：夜晚16岁赵左右提着饭盒来漫画屋找荀哥，在空荡的漫画屋门前捡到了荀未来遗落的2008年手撕老黄历——翻开内页赫然见红笔写着“你选的未来，问过我想要吗？”及历次关键事件批注！</w:t>
+              <w:t>• 第五幕尾钩（12-8结尾）：夜晚16岁赵左右提着饭盒来漫画屋找荀哥，在空荡的漫画屋门前捡到了荀未来遗落的2008年手撕老黄历——翻开内页见前面几页写着荀未来的改命计划，最后一张3月9日日历纸上赫然是荀未来用红笔亲手写下的自省质问“你选的未来，问过我想要吗？”（小赵捡起将其读出声）！</w:t>
             </w:r>
           </w:p>
         </w:tc>
@@ -2550,15 +2537,8 @@
               <w:spacing w:before="40" w:after="40" w:line="341" w:lineRule="auto"/>
               <w:jc w:val="left"/>
             </w:pPr>
-            <w:r/>
             <w:r>
-              <w:rPr>
-                <w:rFonts w:ascii="Times New Roman" w:hAnsi="Times New Roman" w:eastAsia="宋体"/>
-                <w:b w:val="0"/>
-                <w:color w:val="191919"/>
-                <w:sz w:val="19"/>
-              </w:rPr>
-              <w:t>① 【荒诞喜剧爆点】：41岁大叔顶着长卷发去理发、在电车上向16岁少女时代的老婆表白把人吓跑；② 【市井无常泪点】：漫画屋爷爷猝逝、荀未来蹲在奶奶膝前痛哭辞行；③ 【觉醒导火索尾钩】：16岁小赵捡到写满未来批注的手撕老黄历。</w:t>
+              <w:t>① 【荒诞喜剧爆点】：41岁大叔顶着长卷发去理发、在电车上向16岁少女时代的老婆表白把人吓跑；② 【市井无常泪点】：漫画屋爷爷猝逝、荀未来蹲在奶奶膝前痛哭辞行；③ 【觉醒导火索尾钩】：16岁小赵捡到荀未来写有改命计划及红笔自省“你选的未来，问过我想要吗？”的手撕老黄历。</w:t>
             </w:r>
           </w:p>
         </w:tc>

--- a/01_《三人行》全24集全流程标杆成品库/03_剧作结构、悬念节奏与视听解码/EP12_《三人行》第十二集《寻未来》剧作结构、悬念节奏与视听解码.docx
+++ b/01_《三人行》全24集全流程标杆成品库/03_剧作结构、悬念节奏与视听解码/EP12_《三人行》第十二集《寻未来》剧作结构、悬念节奏与视听解码.docx
@@ -913,21 +913,10 @@
             </w:tcMar>
           </w:tcPr>
           <w:p>
-            <w:pPr>
-              <w:spacing w:before="40" w:after="40" w:line="341" w:lineRule="auto"/>
-              <w:jc w:val="left"/>
-            </w:pPr>
-            <w:r/>
             <w:r>
-              <w:rPr>
-                <w:rFonts w:ascii="Times New Roman" w:hAnsi="Times New Roman" w:eastAsia="宋体"/>
-                <w:b w:val="0"/>
-                <w:color w:val="191919"/>
-                <w:sz w:val="19"/>
-              </w:rPr>
               <w:t>【出场人物】荀未来、赵了、赵左右（内心独白）、荀未来（画外音）、赵左右</w:t>
               <w:br/>
-              <w:t>【本场戏剧功能与导演调度任务】白天的手作毛线编织店内，挂满五颜六色毛线球的货架前，头戴黑色棒球帽、身穿红色连帽羽绒夹克的六十六岁赵了正站在印有“F.R.I.E.N.D.S”字样的镜子旁，精心挑选了一袋红色毛线团与两本《钩针毛线编织1000》《帽子·围巾·手套编织精品》教程书结账走出店门。 街边停靠的黑色路虎越……</w:t>
+              <w:t>【本场戏剧功能与导演调度任务】【开篇立局/黄金冷开场调度】以「内/外　手作编织店·黑色路虎车内与501室赵左右卧室 — 日」为物理容器，聚焦（荀未来、赵了、赵左右（内心独白）、荀未来（画外音）、赵左右）的对手戏力场，核心导演任务在于：利用跨时空媒介错位与同源生理本能推进身份掉马与主体性宣战。</w:t>
               <w:br/>
               <w:t>【完整剧情推进与动作细节】白天的手作毛线编织店内，挂满五颜六色毛线球的货架前，头戴黑色棒球帽、身穿红色连帽羽绒夹克的六十六岁赵了正站在印有“F.R.I.E.N.D.S”字样的镜子旁，精心挑选了一袋红色毛线团与两本《钩针毛线编织1000》《帽子·围巾·手套编织精品》教程书结账走出店门。 街边停靠的黑色路虎越野车内，赵了将装有毛线和编织书的塑料袋随手放在后座上。副驾驶车门被拉开，刮掉了络腮胡、但依然顶着一头蓬松及肩长卷发并戴着一顶米灰拼色“CAPRICORN”棒球帽遮掩的四十一岁荀未来钻进车里。驾驶座上的赵了转头一看他这副落魄文艺青年的滑稽尊荣，没忍住“噗嗤”一声笑了出来。荀未来黑着脸瞪他。 赵了强忍着笑意系好安全带，侧过头打量着荀未来，慢条斯理地给出猜测。 荀未来无奈地叹了口气，环视了一圈宽敞豪华的路虎车厢，满脸不平衡地转头质问。 赵了双手搭在方向盘上，自信又得意地扬了扬下巴打趣他。 荀未来憋屈地往椅背上一靠，低头扯了扯自己及肩的卷发抱怨起来。 赵了耸了耸肩，竖起右手食指上下端详着荀未来的长卷发调侃。 荀未来双手一拍，往前凑近赵了，打起了那套“黑鸽子”木马软件的主意。</w:t>
               <w:br/>
@@ -1047,21 +1036,10 @@
             </w:tcMar>
           </w:tcPr>
           <w:p>
-            <w:pPr>
-              <w:spacing w:before="40" w:after="40" w:line="341" w:lineRule="auto"/>
-              <w:jc w:val="left"/>
-            </w:pPr>
-            <w:r/>
             <w:r>
-              <w:rPr>
-                <w:rFonts w:ascii="Times New Roman" w:hAnsi="Times New Roman" w:eastAsia="宋体"/>
-                <w:b w:val="0"/>
-                <w:color w:val="191919"/>
-                <w:sz w:val="19"/>
-              </w:rPr>
               <w:t>【出场人物】荀未来、赵左右</w:t>
               <w:br/>
-              <w:t>【本场戏剧功能与导演调度任务】冬日的阳光洒在结冰的湖畔，画面浮现本集片名：第 12 集 寻未来。 湖岸边的“烤地瓜·老玉米”铁桶炉前，摊主掀开炉盖装好两个热气腾腾的烤地瓜（及烤土豆）递过去。戴着浅棕色“CAPRICORN”棒球帽、露出一头披肩长卷发的荀未来接过纸袋，礼貌地道了声“谢谢啊”，转身快步走上湖畔的木……</w:t>
+              <w:t>【本场戏剧功能与导演调度任务】【中点转折与矛盾升级调度】以「外　结冰湖畔观景平台与沿岸小吃摊 — 日」为物理容器，聚焦（荀未来、赵左右）的对手戏力场，核心导演任务在于：深化中国式原生家庭“刀子嘴与避风港”的代际情感共振。</w:t>
               <w:br/>
               <w:t>【完整剧情推进与动作细节】冬日的阳光洒在结冰的湖畔，画面浮现本集片名：第 12 集 寻未来。 湖岸边的“烤地瓜·老玉米”铁桶炉前，摊主掀开炉盖装好两个热气腾腾的烤地瓜（及烤土豆）递过去。戴着浅棕色“CAPRICORN”棒球帽、露出一头披肩长卷发的荀未来接过纸袋，礼貌地道了声“谢谢啊”，转身快步走上湖畔的木质观景平台。 观景平台栏杆前，身穿米白色连帽羽绒服、系着墨绿色围巾的十六岁赵左右正凭栏远眺着一望无际的冰封湖面。荀未来走上前，将冒着热气的纸袋递给他。 赵左右接过滚烫的烤土豆，剥开焦香的外皮轻轻吹了吹热气，咬了一大口慢慢咀嚼。荀未来双手插进夹克兜里，背靠在木栏杆旁笑眯眯地看着他。 赵左右咽下嘴里的食物，目光深邃地凝视着前方的冰湖，一本正经地回答。 荀未来失笑了一声，歪过头打趣他。 赵左右低头看着手里黄澄澄的烤土豆，神情认真地运用刚刚学到的弗洛伊德精神分析法，剖析起第一集里父亲赵东来买麻袋冻土豆的行为动机！ 荀未来听得直翻白眼，连忙摆手试图打断他的胡思乱想。</w:t>
               <w:br/>
@@ -1116,21 +1094,10 @@
             <w:shd w:fill="F7FAFC"/>
           </w:tcPr>
           <w:p>
-            <w:pPr>
-              <w:spacing w:before="40" w:after="40" w:line="341" w:lineRule="auto"/>
-              <w:jc w:val="left"/>
-            </w:pPr>
-            <w:r/>
             <w:r>
-              <w:rPr>
-                <w:rFonts w:ascii="Times New Roman" w:hAnsi="Times New Roman" w:eastAsia="宋体"/>
-                <w:b w:val="0"/>
-                <w:color w:val="191919"/>
-                <w:sz w:val="19"/>
-              </w:rPr>
               <w:t>【出场人物】理发师、荀未来、荀未来（内心独白）、赵左右、社团男同学甲、社团男同学乙</w:t>
               <w:br/>
-              <w:t>【本场戏剧功能与导演调度任务】街头“靓丽发艺”复古理发店内，荀未来披着黑色理发围布坐在镜子前，身穿牛仔衬衫配条纹马甲的男理发师正拿着梳子和剪刀，将他那一头及肩长卷发利落地修剪成清爽短发。理发师一边剪一边闲聊。 荀未来微闭着双眼，没好气地吐槽了一句。</w:t>
+              <w:t>【本场戏剧功能与导演调度任务】【中点转折与矛盾升级调度】以「内/外　靓丽发艺理发店·八中校务公告栏与梦语心理社教室 — 日」为物理容器，聚焦（理发师、荀未来、荀未来（内心独白）、赵左右、社团男同学甲、社团男同学乙）的对手戏力场，核心导演任务在于：通过生活化微动作与潜台词交锋外化角色心理位移，衔接前后场因果链条。</w:t>
               <w:br/>
               <w:t>【完整剧情推进与动作细节】街头“靓丽发艺”复古理发店内，荀未来披着黑色理发围布坐在镜子前，身穿牛仔衬衫配条纹马甲的男理发师正拿着梳子和剪刀，将他那一头及肩长卷发利落地修剪成清爽短发。理发师一边剪一边闲聊。 荀未来微闭着双眼，没好气地吐槽了一句。 理发师哈哈一笑，连忙顺着客人的话找补。 荀未来看着镜中恢复短发的自己，在心底暗暗盘算，嘴上忍不住感慨了一句。 不料站在身后的理发师深有同感地点了点头，随口道出了一句育儿真经！ 荀未来猛然睁开双眼，死死盯着镜子里的理发师。 理发师挥舞着剪刀，眉飞色舞地向他传授经验。 荀未来如醍醐灌顶，一拍大腿连声赞同。</w:t>
               <w:br/>
@@ -1183,21 +1150,10 @@
             </w:tcMar>
           </w:tcPr>
           <w:p>
-            <w:pPr>
-              <w:spacing w:before="40" w:after="40" w:line="341" w:lineRule="auto"/>
-              <w:jc w:val="left"/>
-            </w:pPr>
-            <w:r/>
             <w:r>
-              <w:rPr>
-                <w:rFonts w:ascii="Times New Roman" w:hAnsi="Times New Roman" w:eastAsia="宋体"/>
-                <w:b w:val="0"/>
-                <w:color w:val="191919"/>
-                <w:sz w:val="19"/>
-              </w:rPr>
               <w:t>【出场人物】荀未来、赵东来、肝胆内科医生</w:t>
               <w:br/>
-              <w:t>【本场戏剧功能与导演调度任务】傍晚下班时分，寒风凛冽的“长林金淮汽车零部件股份有限公司”办公大楼台阶前，围着棕褐色围巾、戴着军绿色手套的荀未来冻得直搓手跺脚，捂着耳朵在雪地里来回踱步，心里暗暗发狠。 办公大楼玻璃门推开，身穿深色防风羽绒服、手提公文包的父亲赵东来走了出来。荀未来眼睛一亮，立刻满脸堆笑地快步迎上……</w:t>
+              <w:t>【本场戏剧功能与导演调度任务】【中点转折与矛盾升级调度】以「外/内　长林金淮汽配厂门口·家常小炒馆与市二院肝胆内科诊室 — 夜/日」为物理容器，聚焦（荀未来、赵东来、肝胆内科医生）的对手戏力场，核心导演任务在于：深化中国式原生家庭“刀子嘴与避风港”的代际情感共振。</w:t>
               <w:br/>
               <w:t>【完整剧情推进与动作细节】傍晚下班时分，寒风凛冽的“长林金淮汽车零部件股份有限公司”办公大楼台阶前，围着棕褐色围巾、戴着军绿色手套的荀未来冻得直搓手跺脚，捂着耳朵在雪地里来回踱步，心里暗暗发狠。 办公大楼玻璃门推开，身穿深色防风羽绒服、手提公文包的父亲赵东来走了出来。荀未来眼睛一亮，立刻满脸堆笑地快步迎上前去打招呼。 赵东来愣了一下，认出是儿子的好朋友荀未来，惊喜地迎上来。 荀未来谦逊地低头微笑着说明来意。 赵东来听得心花怒放，开怀大笑着重重拍了拍荀未来的肩膀，竖起大拇指连声夸赞，不由分说地拉起荀未来的胳膊就往街边小炒馆走。 热气腾腾的家常小炒餐馆内，墙上贴着“雪里红炖豆腐20元、香酥辣子蟹28元、溜三样34元”的红纸菜牌。荀未来极有眼色地替赵东来拆开消毒碗筷的塑封膜，赵东来脱下手套和外套，热情地招呼他点菜。 荀未来摆好茶杯，试探着提议陪父亲喝两杯。 赵东来揉了揉隐隐发胀的太阳穴，面露疲态地摆手婉拒，反倒大度地允许“满二十岁”的荀未来自己喝。</w:t>
               <w:br/>
@@ -1252,21 +1208,10 @@
             <w:shd w:fill="F7FAFC"/>
           </w:tcPr>
           <w:p>
-            <w:pPr>
-              <w:spacing w:before="40" w:after="40" w:line="341" w:lineRule="auto"/>
-              <w:jc w:val="left"/>
-            </w:pPr>
-            <w:r/>
             <w:r>
-              <w:rPr>
-                <w:rFonts w:ascii="Times New Roman" w:hAnsi="Times New Roman" w:eastAsia="宋体"/>
-                <w:b w:val="0"/>
-                <w:color w:val="191919"/>
-                <w:sz w:val="19"/>
-              </w:rPr>
               <w:t>【出场人物】荀未来（内心独白）、徐图图、赵左右、理发师、荀未来</w:t>
               <w:br/>
-              <w:t>【本场戏剧功能与导演调度任务】长林八中图书馆阅览室内，十六岁的赵左右从书架上取下一本弗洛伊德著的《本能与自我（The Ego and the Id）》，兴冲冲地走到靠窗长桌旁拉开椅子，坐到正在整理笔记的徐图图对面。而在不远处的一排高大书架背后，四十一岁的荀未来正半隐在阴影里，眼神阴沉地窥视着两人。 靠窗长桌旁……</w:t>
+              <w:t>【本场戏剧功能与导演调度任务】【中点转折与矛盾升级调度】以「内　长林八中图书馆·漫画屋与靓丽发艺理发店 — 日/夜」为物理容器，聚焦（荀未来（内心独白）、徐图图、赵左右、理发师、荀未来）的对手戏力场，核心导演任务在于：通过生活化微动作与潜台词交锋外化角色心理位移，衔接前后场因果链条。</w:t>
               <w:br/>
               <w:t>【完整剧情推进与动作细节】长林八中图书馆阅览室内，十六岁的赵左右从书架上取下一本弗洛伊德著的《本能与自我（The Ego and the Id）》，兴冲冲地走到靠窗长桌旁拉开椅子，坐到正在整理笔记的徐图图对面。而在不远处的一排高大书架背后，四十一岁的荀未来正半隐在阴影里，眼神阴沉地窥视着两人。 靠窗长桌旁，徐图图放下手中的笔，看着赵左右手里的《本能与自我》，既惊讶又欣喜。 赵左右兴高采烈地合上书本，双手撑在桌面上，满眼放光地向徐图图畅想自己的宏伟蓝图。 书架后方，捂着隐隐作痛的肝脏的荀未来死死盯着徐图图，眼底的敌意愈发浓烈。 长桌旁，赵左右目光真挚而炽热地望向对面的徐图图，正式回应了她在第八集长林咖啡馆里提出的约定。 徐图图脸上绽放出欢喜的笑容，但随即又替赵左右的现实出路担忧起来。 赵左右认真地抚摸着《本能与自我》的书皮，语气无比笃定。 徐图图低头转着笔，用母亲舒洁教她的务实眼光小声提醒。</w:t>
               <w:br/>
@@ -1319,21 +1264,10 @@
             </w:tcMar>
           </w:tcPr>
           <w:p>
-            <w:pPr>
-              <w:spacing w:before="40" w:after="40" w:line="341" w:lineRule="auto"/>
-              <w:jc w:val="left"/>
-            </w:pPr>
-            <w:r/>
             <w:r>
-              <w:rPr>
-                <w:rFonts w:ascii="Times New Roman" w:hAnsi="Times New Roman" w:eastAsia="宋体"/>
-                <w:b w:val="0"/>
-                <w:color w:val="191919"/>
-                <w:sz w:val="19"/>
-              </w:rPr>
               <w:t>【出场人物】荀未来、徐图图、荀未来（内心独白）、徐父、舒洁、赵了</w:t>
               <w:br/>
-              <w:t>【本场戏剧功能与导演调度任务】寒夜积雪的有轨电车站台上，身穿驼色羊羔毛翻领棉服、戴着红色针织手套的十六岁徐图图正一边等车一边呵气搓手取暖。身穿黑色长款呢大衣的荀未来悄悄走到站牌另一侧，背着手假装看站牌，故意重重咳嗽了两声引起注意，随后探身走近，装出无比惊讶的模样打招呼。 徐图图回过头，看到一身成熟大衣造型的荀……</w:t>
+              <w:t>【本场戏剧功能与导演调度任务】【片尾断章/高潮尾钩（Cliffhanger）调度】以「外/内　有轨电车站台·车厢与徐图图家（五栋602室） — 夜」为物理容器，聚焦（荀未来、徐图图、荀未来（内心独白）、徐父、舒洁、赵了）的对手戏力场，核心导演任务在于：通过生活化微动作与潜台词交锋外化角色心理位移，衔接前后场因果链条。</w:t>
               <w:br/>
               <w:t>【完整剧情推进与动作细节】寒夜积雪的有轨电车站台上，身穿驼色羊羔毛翻领棉服、戴着红色针织手套的十六岁徐图图正一边等车一边呵气搓手取暖。身穿黑色长款呢大衣的荀未来悄悄走到站牌另一侧，背着手假装看站牌，故意重重咳嗽了两声引起注意，随后探身走近，装出无比惊讶的模样打招呼。 徐图图回过头，看到一身成熟大衣造型的荀未来，微微一怔，礼貌地点头问好。 荀未来抬手挠了挠眉毛掩饰紧张，摆出潇洒的姿态客套，逗得徐图图抿嘴一笑。 徐图图转过头好奇地询问。 面对十六岁稚嫩的妻子，四十一岁的荀未来竟然紧张得舌头打结，眼神闪烁着结结巴巴地硬着头皮点头。 恰在此时，一列闪烁着“工农大路至南湖大路”车头灯牌的有轨电车叮当进站。荀未来如蒙大赦地抬手一指。 徐图图应了一声“啊，来了”，两人一同迈步走上电车。 电车车厢内，两人并排坐在“爱心专座”上。荀未来双手合十放在嘴边不停地哈气搓手，眼珠子偷偷往旁边瞄着十六岁的妻子，急得在心里暗自抓狂。</w:t>
               <w:br/>
@@ -1388,21 +1322,10 @@
             <w:shd w:fill="F7FAFC"/>
           </w:tcPr>
           <w:p>
-            <w:pPr>
-              <w:spacing w:before="40" w:after="40" w:line="341" w:lineRule="auto"/>
-              <w:jc w:val="left"/>
-            </w:pPr>
-            <w:r/>
             <w:r>
-              <w:rPr>
-                <w:rFonts w:ascii="Times New Roman" w:hAnsi="Times New Roman" w:eastAsia="宋体"/>
-                <w:b w:val="0"/>
-                <w:color w:val="191919"/>
-                <w:sz w:val="19"/>
-              </w:rPr>
               <w:t>【出场人物】赵了、荀未来、漫画屋奶奶、荀未来（内心独白）、赵左右、系统提示女声（电话音）、荀未来（日历画外音）、赵左右（内心独白）</w:t>
               <w:br/>
-              <w:t>【本场戏剧功能与导演调度任务】筒子楼下的雪地小巷里，荀未来与赵了快步走下红色外挂铁楼梯。走在后面的赵了突然开口叫住了荀未来，严肃地审视着他。 荀未来停下脚步转过身，毫不隐瞒地摊牌了自己的想法。</w:t>
+              <w:t>【本场戏剧功能与导演调度任务】【片尾断章/高潮尾钩（Cliffhanger）调度】以「外/内　徐图图家楼下雪巷·三条鱼漫画屋与门前手撕日历 — 夜/日」为物理容器，聚焦（赵了、荀未来、漫画屋奶奶、荀未来（内心独白）、赵左右、系统提示女声（电话音）、荀未来（日历画外音）、赵左右（内心独白））的对手戏力场，核心导演任务在于：通过生活化微动作与潜台词交锋外化角色心理位移，衔接前后场因果链条。</w:t>
               <w:br/>
               <w:t>【完整剧情推进与动作细节】筒子楼下的雪地小巷里，荀未来与赵了快步走下红色外挂铁楼梯。走在后面的赵了突然开口叫住了荀未来，严肃地审视着他。 荀未来停下脚步转过身，毫不隐瞒地摊牌了自己的想法。 赵了双手插在大衣兜里，平静地摇了摇头。 荀未来一听这话瞬间炸了毛，指着自己刚被医院确诊重度酒精肝的身体，激动地冲赵了大吼！ 面对荀未来的咆哮，六十六岁的赵了仰起头望着夜空，平静而豁达地吐出了五个字。 荀未来难以置信地瞪大了眼睛：“你无所谓？！”赵了温和地注视着四十一岁的自己，道出了历经沧桑后的彻悟。 荀未来崩溃地挥舞着双手，大声喊出了自己最真实的求生欲。 赵了静静地看着他，一针见血地问了一句。</w:t>
               <w:br/>

--- a/01_《三人行》全24集全流程标杆成品库/03_剧作结构、悬念节奏与视听解码/EP12_《三人行》第十二集《寻未来》剧作结构、悬念节奏与视听解码.docx
+++ b/01_《三人行》全24集全流程标杆成品库/03_剧作结构、悬念节奏与视听解码/EP12_《三人行》第十二集《寻未来》剧作结构、悬念节奏与视听解码.docx
@@ -250,8 +250,6 @@
                 <w:b/>
               </w:rPr>
               <w:t>重度酒精肝B超单与被抢的红毛线团</w:t>
-              <w:br/>
-              <w:t>（12-1至12-4场）</w:t>
             </w:r>
           </w:p>
         </w:tc>
@@ -302,8 +300,6 @@
                 <w:b/>
               </w:rPr>
               <w:t>徐家宝的大铁剪刀与赵了的黑道“李爷”墨镜</w:t>
-              <w:br/>
-              <w:t>（12-6至12-7场）</w:t>
             </w:r>
           </w:p>
         </w:tc>
@@ -354,8 +350,6 @@
                 <w:b/>
               </w:rPr>
               <w:t>三条鱼漫画屋拆迁纸箱与2008年3月9日手撕老黄历</w:t>
-              <w:br/>
-              <w:t>（12-7至12-8场）</w:t>
             </w:r>
           </w:p>
         </w:tc>
@@ -413,7 +407,7 @@
           <w:color w:val="141414"/>
           <w:sz w:val="21"/>
         </w:rPr>
-        <w:t>• 多角色跨时空认知差与戏剧反讽设计（C账）：【长卷发酒精肝的时间线乌龙与老黄历掉马导火索】① 荀未来变长卷发酒精肝的真实原因：荀未来起初以为小赵选了某条暴富或落魄路，直到第12-3场冰湖观景台听小赵用《梦的解析》分析父亲买发芽冻土豆的心理并宣布“我要学心理学考长林大学”，才明白小赵让他变成了“酗酒落魄的半吊子心理学家”；② 荒唐表白的乌龙反讽：41岁的荀未来为拆散16岁的自己和徐图图，竟熬夜织红毛线帽在电车上向16岁徐图图当面表白，把少女时代的老婆吓得夺路而逃；③ 手撕老黄历遗落：荀未来搬离漫画屋时遗落写有“你选的未来，问过我想要吗”的2008老黄历，直接触发小赵觉醒。</w:t>
+        <w:t>• 多角色跨时空认知差与戏剧反讽设计（C账）：【长卷发酒精肝的时间线乌龙与老黄历掉马导火索】① 荀未来变长卷发酒精肝的真实原因：荀未来起初以为小赵选了某条暴富或落魄路，直到冰湖观景台听小赵用《梦的解析》分析父亲买发芽冻土豆的心理并宣布“我要学心理学考长林大学”，才明白小赵让他变成了“酗酒落魄的半吊子心理学家”；② 荒唐表白的乌龙反讽：41岁的荀未来为拆散16岁的自己和徐图图，竟熬夜织红毛线帽在电车上向16岁徐图图当面表白，把少女时代的老婆吓得夺路而逃；③ 手撕老黄历遗落：荀未来搬离漫画屋时遗落写有“你选的未来，问过我想要吗”的2008老黄历，直接触发小赵觉醒。</w:t>
       </w:r>
     </w:p>
     <w:p>
@@ -423,7 +417,7 @@
         <w:jc w:val="left"/>
       </w:pPr>
       <w:r>
-        <w:t>• 起承转合五幕戏剧节拍与冷开场/强尾钩排布（B账）：• 冷开场（12-1至12-3）：刮掉络腮胡仍顶着及肩长卷发戴CAPRICORN棒球帽的荀未来抢走赵了买的红毛线与编织书；冰湖观景台上小赵边吃烤土豆边用《梦的解析》分析赵父买冻土豆心理，宣布不写小说改学心理学考长林大学！ • 第一幕（12-4至12-5）：荀未来去“靓丽发艺”理发店剪回清爽短发想办校刊吸引小赵，却发现小赵已创立“八中梦语心理社”；傍晚荀未来到“长林金淮汽车零部件股份有限公司”门口截住下班的父亲赵东来请去小炒馆吃饭告状，不料赵父开怀支持儿子，荀未来郁闷想喝酒时突发右上腹剧痛，次日在市二院查出十年饮酒史导致的重度酒精肝（GTP 212↑）！ • 第二幕（12-6）：八中图书馆内小赵拿《本能与自我》与徐图图相约“两年后一起考长林大学”，书架后窥视的荀未来认定徐图图是催化剂，萌生“亲自把未来老婆追过来拆散他俩”的荒唐念头； • 第三幕（12-7至12-8前半）：荀未来熬夜把红毛线织成奇怪红口袋帽，穿黑呢大衣在有轨电车上向16岁徐图图强行送帽表白，吓得徐图图冲下电车逃回家；荀未来与赵了追到筒子楼下，撞见徐图图赌鬼生父徐家宝正挥舞大铁剪刀剪烂衣物威胁舒洁母女，66岁赵了霸气挺身而出救场！ • 第四幕（12-8中段）：荀未来回到三条鱼漫画屋，见房东奶奶独自抹泪告知“爷爷昨天下午摔了脑溢血没了，儿子这几天要把漫画屋卖了给孙子结婚用”，荀未来蹲在奶奶膝前痛哭失声，次日拖着黑色拉杆箱搬离漫画屋； • 第五幕尾钩（12-8结尾）：夜晚16岁赵左右提着饭盒来漫画屋找荀哥，在空荡的漫画屋门前捡到了荀未来遗落的2008年手撕老黄历——翻开内页见前面几页写着荀未来的改命计划，最后一张3月9日日历纸上赫然是荀未来用红笔亲手写下的自省质问“你选的未来，问过我想要吗？”（小赵捡起将其读出声）！</w:t>
+        <w:t>• 起承转合五幕戏剧节拍与冷开场/强尾钩排布（B账）：• 冷开场：刮掉络腮胡仍顶着及肩长卷发戴CAPRICORN棒球帽的荀未来抢走赵了买的红毛线与编织书；冰湖观景台上小赵边吃烤土豆边用《梦的解析》分析赵父买冻土豆心理，宣布不写小说改学心理学考长林大学！ • 第一幕：荀未来去“靓丽发艺”理发店剪回清爽短发想办校刊吸引小赵，却发现小赵已创立“八中梦语心理社”；傍晚荀未来到“长林金淮汽车零部件股份有限公司”门口截住下班的父亲赵东来请去小炒馆吃饭告状，不料赵父开怀支持儿子，荀未来郁闷想喝酒时突发右上腹剧痛，次日在市二院查出十年饮酒史导致的重度酒精肝（GTP 212↑）！ • 第二幕：八中图书馆内小赵拿《本能与自我》与徐图图相约“两年后一起考长林大学”，书架后窥视的荀未来认定徐图图是催化剂，萌生“亲自把未来老婆追过来拆散他俩”的荒唐念头； • 第三幕（12-7至12-8前半）：荀未来熬夜把红毛线织成奇怪红口袋帽，穿黑呢大衣在有轨电车上向16岁徐图图强行送帽表白，吓得徐图图冲下电车逃回家；荀未来与赵了追到筒子楼下，撞见徐图图赌鬼生父徐家宝正挥舞大铁剪刀剪烂衣物威胁舒洁母女，66岁赵了霸气挺身而出救场！ • 第四幕（12-8中段）：荀未来回到三条鱼漫画屋，见房东奶奶独自抹泪告知“爷爷昨天下午摔了脑溢血没了，儿子这几天要把漫画屋卖了给孙子结婚用”，荀未来蹲在奶奶膝前痛哭失声，次日拖着黑色拉杆箱搬离漫画屋； • 第五幕尾钩（12-8结尾）：夜晚16岁赵左右提着饭盒来漫画屋找荀哥，在空荡的漫画屋门前捡到了荀未来遗落的2008年手撕老黄历——翻开内页见前面几页写着荀未来的改命计划，最后一张3月9日日历纸上赫然是荀未来用红笔亲手写下的自省质问“你选的未来，问过我想要吗？”（小赵捡起将其读出声）！</w:t>
       </w:r>
     </w:p>
     <w:tbl>
@@ -688,7 +682,7 @@
                 <w:color w:val="191919"/>
                 <w:sz w:val="19"/>
               </w:rPr>
-              <w:t>【长卷发酒精肝的时间线乌龙与老黄历掉马导火索】① 荀未来变长卷发酒精肝的真实原因：荀未来起初以为小赵选了某条暴富或落魄路，直到第12-3场冰湖观景台听小赵用《梦的解析》分析父亲买发芽冻土豆的心理并宣布“我要学心理学考长林大学”，才明白小赵让他变成了“酗酒落魄的半吊子心理学家”；② 荒唐表白的乌龙反讽：41岁的荀未来为拆散16岁的自己和徐图图，竟熬夜织红毛线帽在电车上向16岁徐图图当面表白，把少女时代的老婆吓得夺路而逃；③ 手撕老黄历遗落：荀未来搬离漫画屋时遗落写有“你选的未来，问过我想要吗”的2008老黄历，直接触发小赵觉醒。</w:t>
+              <w:t>【长卷发酒精肝的时间线乌龙与老黄历掉马导火索】① 荀未来变长卷发酒精肝的真实原因：荀未来起初以为小赵选了某条暴富或落魄路，直到冰湖观景台听小赵用《梦的解析》分析父亲买发芽冻土豆的心理并宣布“我要学心理学考长林大学”，才明白小赵让他变成了“酗酒落魄的半吊子心理学家”；② 荒唐表白的乌龙反讽：41岁的荀未来为拆散16岁的自己和徐图图，竟熬夜织红毛线帽在电车上向16岁徐图图当面表白，把少女时代的老婆吓得夺路而逃；③ 手撕老黄历遗落：荀未来搬离漫画屋时遗落写有“你选的未来，问过我想要吗”的2008老黄历，直接触发小赵觉醒。</w:t>
             </w:r>
           </w:p>
         </w:tc>
@@ -746,11 +740,11 @@
               <w:jc w:val="left"/>
             </w:pPr>
             <w:r>
-              <w:t>• 冷开场（12-1至12-3）：刮掉络腮胡仍顶着及肩长卷发戴CAPRICORN棒球帽的荀未来抢走赵了买的红毛线与编织书；冰湖观景台上小赵边吃烤土豆边用《梦的解析》分析赵父买冻土豆心理，宣布不写小说改学心理学考长林大学！</w:t>
+              <w:t>• 冷开场：刮掉络腮胡仍顶着及肩长卷发戴CAPRICORN棒球帽的荀未来抢走赵了买的红毛线与编织书；冰湖观景台上小赵边吃烤土豆边用《梦的解析》分析赵父买冻土豆心理，宣布不写小说改学心理学考长林大学！</w:t>
               <w:br/>
-              <w:t>• 第一幕（12-4至12-5）：荀未来去“靓丽发艺”理发店剪回清爽短发想办校刊吸引小赵，却发现小赵已创立“八中梦语心理社”；傍晚荀未来到“长林金淮汽车零部件股份有限公司”门口截住下班的父亲赵东来请去小炒馆吃饭告状，不料赵父开怀支持儿子，荀未来郁闷想喝酒时突发右上腹剧痛，次日在市二院查出十年饮酒史导致的重度酒精肝（GTP 212↑）！</w:t>
+              <w:t>• 第一幕：荀未来去“靓丽发艺”理发店剪回清爽短发想办校刊吸引小赵，却发现小赵已创立“八中梦语心理社”；傍晚荀未来到“长林金淮汽车零部件股份有限公司”门口截住下班的父亲赵东来请去小炒馆吃饭告状，不料赵父开怀支持儿子，荀未来郁闷想喝酒时突发右上腹剧痛，次日在市二院查出十年饮酒史导致的重度酒精肝（GTP 212↑）！</w:t>
               <w:br/>
-              <w:t>• 第二幕（12-6）：八中图书馆内小赵拿《本能与自我》与徐图图相约“两年后一起考长林大学”，书架后窥视的荀未来认定徐图图是催化剂，萌生“亲自把未来老婆追过来拆散他俩”的荒唐念头；</w:t>
+              <w:t>• 第二幕：八中图书馆内小赵拿《本能与自我》与徐图图相约“两年后一起考长林大学”，书架后窥视的荀未来认定徐图图是催化剂，萌生“亲自把未来老婆追过来拆散他俩”的荒唐念头；</w:t>
               <w:br/>
               <w:t>• 第三幕（12-7至12-8前半）：荀未来熬夜把红毛线织成奇怪红口袋帽，穿黑呢大衣在有轨电车上向16岁徐图图强行送帽表白，吓得徐图图冲下电车逃回家；荀未来与赵了追到筒子楼下，撞见徐图图赌鬼生父徐家宝正挥舞大铁剪刀剪烂衣物威胁舒洁母女，66岁赵了霸气挺身而出救场！</w:t>
               <w:br/>
@@ -1363,7 +1357,7 @@
           <w:color w:val="141414"/>
           <w:sz w:val="21"/>
         </w:rPr>
-        <w:t>本集最后三分钟（第12-8场尾声）完成了全剧半程最震撼的悬念引爆——16岁的赵左右提着饭菜去漫画屋找失联停机的荀哥，却在紧闭的店门前捡到了散落一地的2008年手撕老黄历：</w:t>
+        <w:t>本集最后三分钟（尾声）完成了全剧半程最震撼的悬念引爆——16岁的赵左右提着饭菜去漫画屋找失联停机的荀哥，却在紧闭的店门前捡到了散落一地的2008年手撕老黄历：</w:t>
       </w:r>
     </w:p>
     <w:p>

--- a/01_《三人行》全24集全流程标杆成品库/03_剧作结构、悬念节奏与视听解码/EP12_《三人行》第十二集《寻未来》剧作结构、悬念节奏与视听解码.docx
+++ b/01_《三人行》全24集全流程标杆成品库/03_剧作结构、悬念节奏与视听解码/EP12_《三人行》第十二集《寻未来》剧作结构、悬念节奏与视听解码.docx
@@ -139,7 +139,7 @@
           <w:color w:val="141414"/>
           <w:sz w:val="21"/>
         </w:rPr>
-        <w:t>在第12-7/8场联手用黑道“李爷”演技吓退徐图图的赌徒生父后，41岁的荀未来与66岁的赵了在筒子楼下的雪巷里爆发了全剧最深刻的一次哲理交锋：</w:t>
+        <w:t>在联手用黑道“李爷”演技吓退徐图图的赌徒生父后，41岁的荀未来与66岁的赵了在筒子楼下的雪巷里爆发了全剧最深刻的一次哲理交锋：</w:t>
       </w:r>
     </w:p>
     <w:p>
@@ -497,9 +497,7 @@
         </w:tc>
       </w:tr>
       <w:tr>
-        <w:trPr>
-          <w:cantSplit/>
-        </w:trPr>
+        <w:trPr/>
         <w:tc>
           <w:tcPr>
             <w:tcW w:type="dxa" w:w="2808"/>
@@ -560,9 +558,7 @@
         </w:tc>
       </w:tr>
       <w:tr>
-        <w:trPr>
-          <w:cantSplit/>
-        </w:trPr>
+        <w:trPr/>
         <w:tc>
           <w:tcPr>
             <w:tcW w:type="dxa" w:w="2808"/>
@@ -625,9 +621,7 @@
         </w:tc>
       </w:tr>
       <w:tr>
-        <w:trPr>
-          <w:cantSplit/>
-        </w:trPr>
+        <w:trPr/>
         <w:tc>
           <w:tcPr>
             <w:tcW w:type="dxa" w:w="2808"/>
@@ -688,9 +682,7 @@
         </w:tc>
       </w:tr>
       <w:tr>
-        <w:trPr>
-          <w:cantSplit/>
-        </w:trPr>
+        <w:trPr/>
         <w:tc>
           <w:tcPr>
             <w:tcW w:type="dxa" w:w="2808"/>
@@ -864,9 +856,7 @@
         </w:tc>
       </w:tr>
       <w:tr>
-        <w:trPr>
-          <w:cantSplit/>
-        </w:trPr>
+        <w:trPr/>
         <w:tc>
           <w:tcPr>
             <w:tcW w:type="dxa" w:w="2880"/>
@@ -920,9 +910,7 @@
         </w:tc>
       </w:tr>
       <w:tr>
-        <w:trPr>
-          <w:cantSplit/>
-        </w:trPr>
+        <w:trPr/>
         <w:tc>
           <w:tcPr>
             <w:tcW w:type="dxa" w:w="2880"/>
@@ -987,9 +975,7 @@
         </w:tc>
       </w:tr>
       <w:tr>
-        <w:trPr>
-          <w:cantSplit/>
-        </w:trPr>
+        <w:trPr/>
         <w:tc>
           <w:tcPr>
             <w:tcW w:type="dxa" w:w="2880"/>
@@ -1043,9 +1029,7 @@
         </w:tc>
       </w:tr>
       <w:tr>
-        <w:trPr>
-          <w:cantSplit/>
-        </w:trPr>
+        <w:trPr/>
         <w:tc>
           <w:tcPr>
             <w:tcW w:type="dxa" w:w="2880"/>
@@ -1101,9 +1085,7 @@
         </w:tc>
       </w:tr>
       <w:tr>
-        <w:trPr>
-          <w:cantSplit/>
-        </w:trPr>
+        <w:trPr/>
         <w:tc>
           <w:tcPr>
             <w:tcW w:type="dxa" w:w="2880"/>
@@ -1157,9 +1139,7 @@
         </w:tc>
       </w:tr>
       <w:tr>
-        <w:trPr>
-          <w:cantSplit/>
-        </w:trPr>
+        <w:trPr/>
         <w:tc>
           <w:tcPr>
             <w:tcW w:type="dxa" w:w="2880"/>
@@ -1215,9 +1195,7 @@
         </w:tc>
       </w:tr>
       <w:tr>
-        <w:trPr>
-          <w:cantSplit/>
-        </w:trPr>
+        <w:trPr/>
         <w:tc>
           <w:tcPr>
             <w:tcW w:type="dxa" w:w="2880"/>
@@ -1271,9 +1249,7 @@
         </w:tc>
       </w:tr>
       <w:tr>
-        <w:trPr>
-          <w:cantSplit/>
-        </w:trPr>
+        <w:trPr/>
         <w:tc>
           <w:tcPr>
             <w:tcW w:type="dxa" w:w="2880"/>
@@ -1469,9 +1445,7 @@
         </w:tc>
       </w:tr>
       <w:tr>
-        <w:trPr>
-          <w:cantSplit/>
-        </w:trPr>
+        <w:trPr/>
         <w:tc>
           <w:tcPr>
             <w:tcW w:type="dxa" w:w="2880"/>
@@ -1540,9 +1514,7 @@
         </w:tc>
       </w:tr>
       <w:tr>
-        <w:trPr>
-          <w:cantSplit/>
-        </w:trPr>
+        <w:trPr/>
         <w:tc>
           <w:tcPr>
             <w:tcW w:type="dxa" w:w="2880"/>
@@ -1609,9 +1581,7 @@
         </w:tc>
       </w:tr>
       <w:tr>
-        <w:trPr>
-          <w:cantSplit/>
-        </w:trPr>
+        <w:trPr/>
         <w:tc>
           <w:tcPr>
             <w:tcW w:type="dxa" w:w="2880"/>
@@ -1680,9 +1650,7 @@
         </w:tc>
       </w:tr>
       <w:tr>
-        <w:trPr>
-          <w:cantSplit/>
-        </w:trPr>
+        <w:trPr/>
         <w:tc>
           <w:tcPr>
             <w:tcW w:type="dxa" w:w="2880"/>
@@ -1753,9 +1721,7 @@
         </w:tc>
       </w:tr>
       <w:tr>
-        <w:trPr>
-          <w:cantSplit/>
-        </w:trPr>
+        <w:trPr/>
         <w:tc>
           <w:tcPr>
             <w:tcW w:type="dxa" w:w="2880"/>
@@ -1824,9 +1790,7 @@
         </w:tc>
       </w:tr>
       <w:tr>
-        <w:trPr>
-          <w:cantSplit/>
-        </w:trPr>
+        <w:trPr/>
         <w:tc>
           <w:tcPr>
             <w:tcW w:type="dxa" w:w="2880"/>
@@ -1897,9 +1861,7 @@
         </w:tc>
       </w:tr>
       <w:tr>
-        <w:trPr>
-          <w:cantSplit/>
-        </w:trPr>
+        <w:trPr/>
         <w:tc>
           <w:tcPr>
             <w:tcW w:type="dxa" w:w="2880"/>
@@ -1968,9 +1930,7 @@
         </w:tc>
       </w:tr>
       <w:tr>
-        <w:trPr>
-          <w:cantSplit/>
-        </w:trPr>
+        <w:trPr/>
         <w:tc>
           <w:tcPr>
             <w:tcW w:type="dxa" w:w="2880"/>
@@ -2149,9 +2109,7 @@
         </w:tc>
       </w:tr>
       <w:tr>
-        <w:trPr>
-          <w:cantSplit/>
-        </w:trPr>
+        <w:trPr/>
         <w:tc>
           <w:tcPr>
             <w:tcW w:type="dxa" w:w="2808"/>
@@ -2212,9 +2170,7 @@
         </w:tc>
       </w:tr>
       <w:tr>
-        <w:trPr>
-          <w:cantSplit/>
-        </w:trPr>
+        <w:trPr/>
         <w:tc>
           <w:tcPr>
             <w:tcW w:type="dxa" w:w="2808"/>
@@ -2277,9 +2233,7 @@
         </w:tc>
       </w:tr>
       <w:tr>
-        <w:trPr>
-          <w:cantSplit/>
-        </w:trPr>
+        <w:trPr/>
         <w:tc>
           <w:tcPr>
             <w:tcW w:type="dxa" w:w="2808"/>
@@ -2340,9 +2294,7 @@
         </w:tc>
       </w:tr>
       <w:tr>
-        <w:trPr>
-          <w:cantSplit/>
-        </w:trPr>
+        <w:trPr/>
         <w:tc>
           <w:tcPr>
             <w:tcW w:type="dxa" w:w="2808"/>
@@ -2405,9 +2357,7 @@
         </w:tc>
       </w:tr>
       <w:tr>
-        <w:trPr>
-          <w:cantSplit/>
-        </w:trPr>
+        <w:trPr/>
         <w:tc>
           <w:tcPr>
             <w:tcW w:type="dxa" w:w="2808"/>
